--- a/templates/crit-a-strand-iv-template.docx
+++ b/templates/crit-a-strand-iv-template.docx
@@ -69,7 +69,7 @@
           </w:tcPr>
           <w:p>
             <w:pPr>
-              <w:spacing w:after="200"/>
+              <w:spacing w:after="180"/>
             </w:pPr>
             <w:r>
               <w:rPr>
@@ -84,151 +84,156 @@
           </w:p>
           <w:p>
             <w:pPr>
-              <w:spacing w:after="90" w:before="90"/>
-              <w:ind w:left="260" w:hanging="260"/>
+              <w:spacing w:after="60" w:before="200"/>
             </w:pPr>
             <w:r>
               <w:rPr>
                 <w:rFonts w:ascii="Times New Roman" w:cs="Times New Roman" w:eastAsia="Times New Roman" w:hAnsi="Times New Roman"/>
+                <w:b/>
+                <w:bCs/>
+                <w:color w:val="C00000"/>
+                <w:sz w:val="20"/>
+                <w:szCs w:val="20"/>
+              </w:rPr>
+              <w:t xml:space="preserve">1. Research insights</w:t>
+            </w:r>
+          </w:p>
+          <w:p>
+            <w:pPr>
+              <w:spacing w:after="90"/>
+              <w:ind w:left="260"/>
+            </w:pPr>
+            <w:r>
+              <w:rPr>
+                <w:rFonts w:ascii="Times New Roman" w:cs="Times New Roman" w:eastAsia="Times New Roman" w:hAnsi="Times New Roman"/>
+                <w:i/>
+                <w:iCs/>
                 <w:color w:val="C00000"/>
                 <w:sz w:val="19"/>
                 <w:szCs w:val="19"/>
               </w:rPr>
-              <w:t xml:space="preserve">–   </w:t>
-            </w:r>
+              <w:t xml:space="preserve">The key findings from strand i, ii and iii — what your research into the problem, the primary and secondary research, and the existing products actually told you.</w:t>
+            </w:r>
+          </w:p>
+          <w:p>
+            <w:pPr>
+              <w:spacing w:after="60" w:before="200"/>
+            </w:pPr>
             <w:r>
               <w:rPr>
                 <w:rFonts w:ascii="Times New Roman" w:cs="Times New Roman" w:eastAsia="Times New Roman" w:hAnsi="Times New Roman"/>
+                <w:b/>
+                <w:bCs/>
+                <w:color w:val="C00000"/>
+                <w:sz w:val="20"/>
+                <w:szCs w:val="20"/>
+              </w:rPr>
+              <w:t xml:space="preserve">2. Design question</w:t>
+            </w:r>
+          </w:p>
+          <w:p>
+            <w:pPr>
+              <w:spacing w:after="90"/>
+              <w:ind w:left="260"/>
+            </w:pPr>
+            <w:r>
+              <w:rPr>
+                <w:rFonts w:ascii="Times New Roman" w:cs="Times New Roman" w:eastAsia="Times New Roman" w:hAnsi="Times New Roman"/>
+                <w:i/>
+                <w:iCs/>
                 <w:color w:val="C00000"/>
                 <w:sz w:val="19"/>
                 <w:szCs w:val="19"/>
               </w:rPr>
-              <w:t xml:space="preserve">State what you are going to design and make.</w:t>
-            </w:r>
-          </w:p>
-          <w:p>
-            <w:pPr>
-              <w:spacing w:after="90" w:before="90"/>
-              <w:ind w:left="260" w:hanging="260"/>
+              <w:t xml:space="preserve">Built from those insights, not from your own idea. It gives the design a direction.</w:t>
+            </w:r>
+          </w:p>
+          <w:p>
+            <w:pPr>
+              <w:spacing w:after="90"/>
+              <w:ind w:left="260"/>
             </w:pPr>
             <w:r>
               <w:rPr>
                 <w:rFonts w:ascii="Times New Roman" w:cs="Times New Roman" w:eastAsia="Times New Roman" w:hAnsi="Times New Roman"/>
+                <w:i/>
+                <w:iCs/>
                 <w:color w:val="C00000"/>
                 <w:sz w:val="19"/>
                 <w:szCs w:val="19"/>
               </w:rPr>
-              <w:t xml:space="preserve">–   </w:t>
-            </w:r>
+              <w:t xml:space="preserve">Formula: How might we [do what] so that [outcome]?</w:t>
+            </w:r>
+          </w:p>
+          <w:p>
+            <w:pPr>
+              <w:spacing w:after="60" w:before="200"/>
+            </w:pPr>
             <w:r>
               <w:rPr>
                 <w:rFonts w:ascii="Times New Roman" w:cs="Times New Roman" w:eastAsia="Times New Roman" w:hAnsi="Times New Roman"/>
+                <w:b/>
+                <w:bCs/>
+                <w:color w:val="C00000"/>
+                <w:sz w:val="20"/>
+                <w:szCs w:val="20"/>
+              </w:rPr>
+              <w:t xml:space="preserve">3. Design statement</w:t>
+            </w:r>
+          </w:p>
+          <w:p>
+            <w:pPr>
+              <w:spacing w:after="90"/>
+              <w:ind w:left="260"/>
+            </w:pPr>
+            <w:r>
+              <w:rPr>
+                <w:rFonts w:ascii="Times New Roman" w:cs="Times New Roman" w:eastAsia="Times New Roman" w:hAnsi="Times New Roman"/>
+                <w:i/>
+                <w:iCs/>
                 <w:color w:val="C00000"/>
                 <w:sz w:val="19"/>
                 <w:szCs w:val="19"/>
               </w:rPr>
-              <w:t xml:space="preserve">Say who it is for, and why.</w:t>
-            </w:r>
-          </w:p>
-          <w:p>
-            <w:pPr>
-              <w:spacing w:after="90" w:before="90"/>
-              <w:ind w:left="260" w:hanging="260"/>
+              <w:t xml:space="preserve">The basic layout or blueprint of the product — what it broadly is and how it will work. Not the specifications; those come in Criterion B.</w:t>
+            </w:r>
+          </w:p>
+          <w:p>
+            <w:pPr>
+              <w:spacing w:after="60" w:before="200"/>
             </w:pPr>
             <w:r>
               <w:rPr>
                 <w:rFonts w:ascii="Times New Roman" w:cs="Times New Roman" w:eastAsia="Times New Roman" w:hAnsi="Times New Roman"/>
+                <w:b/>
+                <w:bCs/>
+                <w:color w:val="C00000"/>
+                <w:sz w:val="20"/>
+                <w:szCs w:val="20"/>
+              </w:rPr>
+              <w:t xml:space="preserve">Throughout</w:t>
+            </w:r>
+          </w:p>
+          <w:p>
+            <w:pPr>
+              <w:spacing w:after="90"/>
+              <w:ind w:left="260"/>
+            </w:pPr>
+            <w:r>
+              <w:rPr>
+                <w:rFonts w:ascii="Times New Roman" w:cs="Times New Roman" w:eastAsia="Times New Roman" w:hAnsi="Times New Roman"/>
+                <w:i/>
+                <w:iCs/>
                 <w:color w:val="C00000"/>
                 <w:sz w:val="19"/>
                 <w:szCs w:val="19"/>
               </w:rPr>
-              <w:t xml:space="preserve">–   </w:t>
-            </w:r>
-            <w:r>
-              <w:rPr>
-                <w:rFonts w:ascii="Times New Roman" w:cs="Times New Roman" w:eastAsia="Times New Roman" w:hAnsi="Times New Roman"/>
-                <w:color w:val="C00000"/>
-                <w:sz w:val="19"/>
-                <w:szCs w:val="19"/>
-              </w:rPr>
-              <w:t xml:space="preserve">Connect the research from strand i — the problem and your target audience.</w:t>
-            </w:r>
-          </w:p>
-          <w:p>
-            <w:pPr>
-              <w:spacing w:after="90" w:before="90"/>
-              <w:ind w:left="260" w:hanging="260"/>
-            </w:pPr>
-            <w:r>
-              <w:rPr>
-                <w:rFonts w:ascii="Times New Roman" w:cs="Times New Roman" w:eastAsia="Times New Roman" w:hAnsi="Times New Roman"/>
-                <w:color w:val="C00000"/>
-                <w:sz w:val="19"/>
-                <w:szCs w:val="19"/>
-              </w:rPr>
-              <w:t xml:space="preserve">–   </w:t>
-            </w:r>
-            <w:r>
-              <w:rPr>
-                <w:rFonts w:ascii="Times New Roman" w:cs="Times New Roman" w:eastAsia="Times New Roman" w:hAnsi="Times New Roman"/>
-                <w:color w:val="C00000"/>
-                <w:sz w:val="19"/>
-                <w:szCs w:val="19"/>
-              </w:rPr>
-              <w:t xml:space="preserve">Connect the research from strand ii — what your primary and secondary research found.</w:t>
-            </w:r>
-          </w:p>
-          <w:p>
-            <w:pPr>
-              <w:spacing w:after="90" w:before="90"/>
-              <w:ind w:left="260" w:hanging="260"/>
-            </w:pPr>
-            <w:r>
-              <w:rPr>
-                <w:rFonts w:ascii="Times New Roman" w:cs="Times New Roman" w:eastAsia="Times New Roman" w:hAnsi="Times New Roman"/>
-                <w:color w:val="C00000"/>
-                <w:sz w:val="19"/>
-                <w:szCs w:val="19"/>
-              </w:rPr>
-              <w:t xml:space="preserve">–   </w:t>
-            </w:r>
-            <w:r>
-              <w:rPr>
-                <w:rFonts w:ascii="Times New Roman" w:cs="Times New Roman" w:eastAsia="Times New Roman" w:hAnsi="Times New Roman"/>
-                <w:color w:val="C00000"/>
-                <w:sz w:val="19"/>
-                <w:szCs w:val="19"/>
-              </w:rPr>
-              <w:t xml:space="preserve">Connect the research from strand iii — what the existing products taught you.</w:t>
-            </w:r>
-          </w:p>
-          <w:p>
-            <w:pPr>
-              <w:spacing w:after="90" w:before="90"/>
-              <w:ind w:left="260" w:hanging="260"/>
-            </w:pPr>
-            <w:r>
-              <w:rPr>
-                <w:rFonts w:ascii="Times New Roman" w:cs="Times New Roman" w:eastAsia="Times New Roman" w:hAnsi="Times New Roman"/>
-                <w:color w:val="C00000"/>
-                <w:sz w:val="19"/>
-                <w:szCs w:val="19"/>
-              </w:rPr>
-              <w:t xml:space="preserve">–   </w:t>
-            </w:r>
-            <w:r>
-              <w:rPr>
-                <w:rFonts w:ascii="Times New Roman" w:cs="Times New Roman" w:eastAsia="Times New Roman" w:hAnsi="Times New Roman"/>
-                <w:color w:val="C00000"/>
-                <w:sz w:val="19"/>
-                <w:szCs w:val="19"/>
-              </w:rPr>
               <w:t xml:space="preserve">Cite every piece of research you refer to.</w:t>
             </w:r>
           </w:p>
           <w:p>
             <w:pPr>
-              <w:spacing w:before="340"/>
+              <w:spacing w:before="260"/>
             </w:pPr>
             <w:r>
               <w:t xml:space="preserve"/>
@@ -444,66 +449,6 @@
               <w:t xml:space="preserve"/>
             </w:r>
           </w:p>
-          <w:p>
-            <w:pPr>
-              <w:pBdr>
-                <w:bottom w:val="single" w:color="000000" w:sz="4" w:space="4"/>
-              </w:pBdr>
-              <w:spacing w:after="0" w:before="180"/>
-            </w:pPr>
-            <w:r>
-              <w:rPr>
-                <w:sz w:val="20"/>
-                <w:szCs w:val="20"/>
-              </w:rPr>
-              <w:t xml:space="preserve"/>
-            </w:r>
-          </w:p>
-          <w:p>
-            <w:pPr>
-              <w:pBdr>
-                <w:bottom w:val="single" w:color="000000" w:sz="4" w:space="4"/>
-              </w:pBdr>
-              <w:spacing w:after="0" w:before="180"/>
-            </w:pPr>
-            <w:r>
-              <w:rPr>
-                <w:sz w:val="20"/>
-                <w:szCs w:val="20"/>
-              </w:rPr>
-              <w:t xml:space="preserve"/>
-            </w:r>
-          </w:p>
-          <w:p>
-            <w:pPr>
-              <w:pBdr>
-                <w:bottom w:val="single" w:color="000000" w:sz="4" w:space="4"/>
-              </w:pBdr>
-              <w:spacing w:after="0" w:before="180"/>
-            </w:pPr>
-            <w:r>
-              <w:rPr>
-                <w:sz w:val="20"/>
-                <w:szCs w:val="20"/>
-              </w:rPr>
-              <w:t xml:space="preserve"/>
-            </w:r>
-          </w:p>
-          <w:p>
-            <w:pPr>
-              <w:pBdr>
-                <w:bottom w:val="single" w:color="000000" w:sz="4" w:space="4"/>
-              </w:pBdr>
-              <w:spacing w:after="0" w:before="180"/>
-            </w:pPr>
-            <w:r>
-              <w:rPr>
-                <w:sz w:val="20"/>
-                <w:szCs w:val="20"/>
-              </w:rPr>
-              <w:t xml:space="preserve"/>
-            </w:r>
-          </w:p>
         </w:tc>
       </w:tr>
     </w:tbl>
@@ -1178,6 +1123,22 @@
           <w:szCs w:val="16"/>
         </w:rPr>
         <w:t xml:space="preserve">Shortened for length. This example shows secondary research, primary research, market research, a summary of insights, and the product brief — all connected to one another, and every claim traceable back to a finding above it.</w:t>
+      </w:r>
+    </w:p>
+    <w:p>
+      <w:pPr>
+        <w:spacing w:before="120"/>
+      </w:pPr>
+      <w:r>
+        <w:rPr>
+          <w:rFonts w:ascii="Times New Roman" w:cs="Times New Roman" w:eastAsia="Times New Roman" w:hAnsi="Times New Roman"/>
+          <w:i/>
+          <w:iCs/>
+          <w:color w:val="808080"/>
+          <w:sz w:val="16"/>
+          <w:szCs w:val="16"/>
+        </w:rPr>
+        <w:t xml:space="preserve">Note: this example moves straight from its insights to its product brief — it does not write out a separate design question the way the box on page 1 asks for. Use it as a model for stages 1 and 3, and write your own stage 2 in between.</w:t>
       </w:r>
     </w:p>
     <w:sectPr>
